--- a/Reports/Biweekly_GenAI_Log_Template (1).docx
+++ b/Reports/Biweekly_GenAI_Log_Template (1).docx
@@ -1,6 +1,6 @@
 
 <file path=word/document.xml><?xml version="1.0" encoding="utf-8"?>
-<w:document xmlns:wpc="http://schemas.microsoft.com/office/word/2010/wordprocessingCanvas" xmlns:cx="http://schemas.microsoft.com/office/drawing/2014/chartex" xmlns:cx1="http://schemas.microsoft.com/office/drawing/2015/9/8/chartex" xmlns:cx2="http://schemas.microsoft.com/office/drawing/2015/10/21/chartex" xmlns:cx3="http://schemas.microsoft.com/office/drawing/2016/5/9/chartex" xmlns:cx4="http://schemas.microsoft.com/office/drawing/2016/5/10/chartex" xmlns:cx5="http://schemas.microsoft.com/office/drawing/2016/5/11/chartex" xmlns:cx6="http://schemas.microsoft.com/office/drawing/2016/5/12/chartex" xmlns:cx7="http://schemas.microsoft.com/office/drawing/2016/5/13/chartex" xmlns:cx8="http://schemas.microsoft.com/office/drawing/2016/5/14/chartex" xmlns:mc="http://schemas.openxmlformats.org/markup-compatibility/2006" xmlns:aink="http://schemas.microsoft.com/office/drawing/2016/ink" xmlns:am3d="http://schemas.microsoft.com/office/drawing/2017/model3d" xmlns:o="urn:schemas-microsoft-com:office:office" xmlns:oel="http://schemas.microsoft.com/office/2019/extlst" xmlns:r="http://schemas.openxmlformats.org/officeDocument/2006/relationships" xmlns:m="http://schemas.openxmlformats.org/officeDocument/2006/math" xmlns:v="urn:schemas-microsoft-com:vml" xmlns:wp14="http://schemas.microsoft.com/office/word/2010/wordprocessingDrawing" xmlns:wp="http://schemas.openxmlformats.org/drawingml/2006/wordprocessingDrawing" xmlns:w10="urn:schemas-microsoft-com:office:word" xmlns:w="http://schemas.openxmlformats.org/wordprocessingml/2006/main" xmlns:w14="http://schemas.microsoft.com/office/word/2010/wordml" xmlns:w15="http://schemas.microsoft.com/office/word/2012/wordml" xmlns:w16cex="http://schemas.microsoft.com/office/word/2018/wordml/cex" xmlns:w16cid="http://schemas.microsoft.com/office/word/2016/wordml/cid" xmlns:w16="http://schemas.microsoft.com/office/word/2018/wordml" xmlns:w16du="http://schemas.microsoft.com/office/word/2023/wordml/word16du" xmlns:w16sdtdh="http://schemas.microsoft.com/office/word/2020/wordml/sdtdatahash" xmlns:w16sdtfl="http://schemas.microsoft.com/office/word/2024/wordml/sdtformatlock" xmlns:w16se="http://schemas.microsoft.com/office/word/2015/wordml/symex" xmlns:wpg="http://schemas.microsoft.com/office/word/2010/wordprocessingGroup" xmlns:wpi="http://schemas.microsoft.com/office/word/2010/wordprocessingInk" xmlns:wne="http://schemas.microsoft.com/office/word/2006/wordml" xmlns:wps="http://schemas.microsoft.com/office/word/2010/wordprocessingShape" mc:Ignorable="w14 w15 w16se w16cid w16 w16cex w16sdtdh w16sdtfl w16du wp14">
+<w:document xmlns:wpc="http://schemas.microsoft.com/office/word/2010/wordprocessingCanvas" xmlns:cx="http://schemas.microsoft.com/office/drawing/2014/chartex" xmlns:cx1="http://schemas.microsoft.com/office/drawing/2015/9/8/chartex" xmlns:cx2="http://schemas.microsoft.com/office/drawing/2015/10/21/chartex" xmlns:cx3="http://schemas.microsoft.com/office/drawing/2016/5/9/chartex" xmlns:cx4="http://schemas.microsoft.com/office/drawing/2016/5/10/chartex" xmlns:cx5="http://schemas.microsoft.com/office/drawing/2016/5/11/chartex" xmlns:cx6="http://schemas.microsoft.com/office/drawing/2016/5/12/chartex" xmlns:cx7="http://schemas.microsoft.com/office/drawing/2016/5/13/chartex" xmlns:cx8="http://schemas.microsoft.com/office/drawing/2016/5/14/chartex" xmlns:mc="http://schemas.openxmlformats.org/markup-compatibility/2006" xmlns:aink="http://schemas.microsoft.com/office/drawing/2016/ink" xmlns:am3d="http://schemas.microsoft.com/office/drawing/2017/model3d" xmlns:o="urn:schemas-microsoft-com:office:office" xmlns:oel="http://schemas.microsoft.com/office/2019/extlst" xmlns:r="http://schemas.openxmlformats.org/officeDocument/2006/relationships" xmlns:m="http://schemas.openxmlformats.org/officeDocument/2006/math" xmlns:v="urn:schemas-microsoft-com:vml" xmlns:wp14="http://schemas.microsoft.com/office/word/2010/wordprocessingDrawing" xmlns:wp="http://schemas.openxmlformats.org/drawingml/2006/wordprocessingDrawing" xmlns:w10="urn:schemas-microsoft-com:office:word" xmlns:w="http://schemas.openxmlformats.org/wordprocessingml/2006/main" xmlns:w14="http://schemas.microsoft.com/office/word/2010/wordml" xmlns:w15="http://schemas.microsoft.com/office/word/2012/wordml" xmlns:w16cex="http://schemas.microsoft.com/office/word/2018/wordml/cex" xmlns:w16cid="http://schemas.microsoft.com/office/word/2016/wordml/cid" xmlns:w16="http://schemas.microsoft.com/office/word/2018/wordml" xmlns:w16sdtdh="http://schemas.microsoft.com/office/word/2020/wordml/sdtdatahash" xmlns:w16se="http://schemas.microsoft.com/office/word/2015/wordml/symex" xmlns:wpg="http://schemas.microsoft.com/office/word/2010/wordprocessingGroup" xmlns:wpi="http://schemas.microsoft.com/office/word/2010/wordprocessingInk" xmlns:wne="http://schemas.microsoft.com/office/word/2006/wordml" xmlns:wps="http://schemas.microsoft.com/office/word/2010/wordprocessingShape" mc:Ignorable="w14 w15 w16se w16cid w16 w16cex w16sdtdh wp14">
   <w:body>
     <w:p>
       <w:pPr>
@@ -191,8 +191,13 @@
             <w:tcW w:w="5410" w:type="dxa"/>
           </w:tcPr>
           <w:p>
+            <w:proofErr w:type="spellStart"/>
             <w:r>
-              <w:t>ChatGPT (GPT-5.5)</w:t>
+              <w:t>ChatGPT</w:t>
+            </w:r>
+            <w:proofErr w:type="spellEnd"/>
+            <w:r>
+              <w:t xml:space="preserve"> (GPT-5.5)</w:t>
             </w:r>
           </w:p>
           <w:p>
@@ -304,11 +309,16 @@
               </w:numPr>
               <w:spacing w:after="160" w:line="278" w:lineRule="auto"/>
             </w:pPr>
+            <w:proofErr w:type="spellStart"/>
             <w:r>
               <w:t>z</w:t>
             </w:r>
             <w:r>
-              <w:t xml:space="preserve">Explain Federated Learning in traffic management systems. </w:t>
+              <w:t>Explain</w:t>
+            </w:r>
+            <w:proofErr w:type="spellEnd"/>
+            <w:r>
+              <w:t xml:space="preserve"> Federated Learning in traffic management systems. </w:t>
             </w:r>
           </w:p>
           <w:p>
@@ -332,7 +342,15 @@
               <w:spacing w:after="160" w:line="278" w:lineRule="auto"/>
             </w:pPr>
             <w:r>
-              <w:t xml:space="preserve">Explain SUMO and TraCI integration. </w:t>
+              <w:t xml:space="preserve">Explain SUMO and </w:t>
+            </w:r>
+            <w:proofErr w:type="spellStart"/>
+            <w:r>
+              <w:t>TraCI</w:t>
+            </w:r>
+            <w:proofErr w:type="spellEnd"/>
+            <w:r>
+              <w:t xml:space="preserve"> integration. </w:t>
             </w:r>
           </w:p>
           <w:p>
@@ -494,8 +512,13 @@
             <w:tcW w:w="5410" w:type="dxa"/>
           </w:tcPr>
           <w:p>
+            <w:proofErr w:type="spellStart"/>
             <w:r>
-              <w:t>ChatGPT (GPT-5.5)</w:t>
+              <w:t>ChatGPT</w:t>
+            </w:r>
+            <w:proofErr w:type="spellEnd"/>
+            <w:r>
+              <w:t xml:space="preserve"> (GPT-5.5)</w:t>
             </w:r>
             <w:r>
               <w:t>,Gemini flash(high)</w:t>
@@ -576,7 +599,15 @@
           </w:tcPr>
           <w:p>
             <w:r>
-              <w:t>The tool was used to support simulation design, traffic metric selection, and TraCI integration planning</w:t>
+              <w:t xml:space="preserve">The tool was used to support simulation design, traffic metric selection, and </w:t>
+            </w:r>
+            <w:proofErr w:type="spellStart"/>
+            <w:r>
+              <w:t>TraCI</w:t>
+            </w:r>
+            <w:proofErr w:type="spellEnd"/>
+            <w:r>
+              <w:t xml:space="preserve"> integration planning</w:t>
             </w:r>
           </w:p>
           <w:p>
@@ -617,6 +648,47 @@
             <w:r>
               <w:t xml:space="preserve">Explain traffic data collection architecture. </w:t>
             </w:r>
+          </w:p>
+          <w:p>
+            <w:pPr>
+              <w:numPr>
+                <w:ilvl w:val="0"/>
+                <w:numId w:val="11"/>
+              </w:numPr>
+              <w:spacing w:after="160" w:line="278" w:lineRule="auto"/>
+            </w:pPr>
+            <w:r>
+              <w:t>Design a simulation data pipeline</w:t>
+            </w:r>
+            <w:r>
+              <w:t>.</w:t>
+            </w:r>
+          </w:p>
+          <w:p>
+            <w:pPr>
+              <w:rPr>
+                <w:b/>
+                <w:bCs/>
+              </w:rPr>
+            </w:pPr>
+            <w:r>
+              <w:rPr>
+                <w:b/>
+                <w:bCs/>
+              </w:rPr>
+              <w:t>Outputs Generated</w:t>
+            </w:r>
+          </w:p>
+          <w:p>
+            <w:r>
+              <w:t>Suggested approaches for traffic metric extraction, dataset generation, and simulation workflow design.</w:t>
+            </w:r>
+          </w:p>
+          <w:p>
+            <w:pPr>
+              <w:spacing w:after="160" w:line="278" w:lineRule="auto"/>
+              <w:ind w:left="360"/>
+            </w:pPr>
           </w:p>
         </w:tc>
       </w:tr>
@@ -744,6 +816,7 @@
                 <w:b/>
                 <w:bCs/>
               </w:rPr>
+              <w:lastRenderedPageBreak/>
               <w:t xml:space="preserve">Tool </w:t>
             </w:r>
             <w:r>
@@ -853,7 +926,6 @@
                 <w:b/>
                 <w:bCs/>
               </w:rPr>
-              <w:lastRenderedPageBreak/>
               <w:t>Critical Analysis</w:t>
             </w:r>
           </w:p>
@@ -1251,7 +1323,15 @@
                 <w:i/>
                 <w:iCs/>
               </w:rPr>
-              <w:t>Please briefly describe the benefits and shortcomings of the interaction and how you have incorporated it into your project</w:t>
+              <w:t xml:space="preserve">Please briefly describe the benefits and shortcomings of the interaction and how you have </w:t>
+            </w:r>
+            <w:r>
+              <w:rPr>
+                <w:i/>
+                <w:iCs/>
+              </w:rPr>
+              <w:lastRenderedPageBreak/>
+              <w:t>incorporated it into your project</w:t>
             </w:r>
           </w:p>
         </w:tc>
@@ -1275,7 +1355,7 @@
 </file>
 
 <file path=word/numbering.xml><?xml version="1.0" encoding="utf-8"?>
-<w:numbering xmlns:wpc="http://schemas.microsoft.com/office/word/2010/wordprocessingCanvas" xmlns:cx="http://schemas.microsoft.com/office/drawing/2014/chartex" xmlns:cx1="http://schemas.microsoft.com/office/drawing/2015/9/8/chartex" xmlns:cx2="http://schemas.microsoft.com/office/drawing/2015/10/21/chartex" xmlns:cx3="http://schemas.microsoft.com/office/drawing/2016/5/9/chartex" xmlns:cx4="http://schemas.microsoft.com/office/drawing/2016/5/10/chartex" xmlns:cx5="http://schemas.microsoft.com/office/drawing/2016/5/11/chartex" xmlns:cx6="http://schemas.microsoft.com/office/drawing/2016/5/12/chartex" xmlns:cx7="http://schemas.microsoft.com/office/drawing/2016/5/13/chartex" xmlns:cx8="http://schemas.microsoft.com/office/drawing/2016/5/14/chartex" xmlns:mc="http://schemas.openxmlformats.org/markup-compatibility/2006" xmlns:aink="http://schemas.microsoft.com/office/drawing/2016/ink" xmlns:am3d="http://schemas.microsoft.com/office/drawing/2017/model3d" xmlns:o="urn:schemas-microsoft-com:office:office" xmlns:oel="http://schemas.microsoft.com/office/2019/extlst" xmlns:r="http://schemas.openxmlformats.org/officeDocument/2006/relationships" xmlns:m="http://schemas.openxmlformats.org/officeDocument/2006/math" xmlns:v="urn:schemas-microsoft-com:vml" xmlns:wp14="http://schemas.microsoft.com/office/word/2010/wordprocessingDrawing" xmlns:wp="http://schemas.openxmlformats.org/drawingml/2006/wordprocessingDrawing" xmlns:w10="urn:schemas-microsoft-com:office:word" xmlns:w="http://schemas.openxmlformats.org/wordprocessingml/2006/main" xmlns:w14="http://schemas.microsoft.com/office/word/2010/wordml" xmlns:w15="http://schemas.microsoft.com/office/word/2012/wordml" xmlns:w16cex="http://schemas.microsoft.com/office/word/2018/wordml/cex" xmlns:w16cid="http://schemas.microsoft.com/office/word/2016/wordml/cid" xmlns:w16="http://schemas.microsoft.com/office/word/2018/wordml" xmlns:w16du="http://schemas.microsoft.com/office/word/2023/wordml/word16du" xmlns:w16sdtdh="http://schemas.microsoft.com/office/word/2020/wordml/sdtdatahash" xmlns:w16sdtfl="http://schemas.microsoft.com/office/word/2024/wordml/sdtformatlock" xmlns:w16se="http://schemas.microsoft.com/office/word/2015/wordml/symex" xmlns:wpg="http://schemas.microsoft.com/office/word/2010/wordprocessingGroup" xmlns:wpi="http://schemas.microsoft.com/office/word/2010/wordprocessingInk" xmlns:wne="http://schemas.microsoft.com/office/word/2006/wordml" xmlns:wps="http://schemas.microsoft.com/office/word/2010/wordprocessingShape" mc:Ignorable="w14 w15 w16se w16cid w16 w16cex w16sdtdh w16sdtfl w16du wp14">
+<w:numbering xmlns:wpc="http://schemas.microsoft.com/office/word/2010/wordprocessingCanvas" xmlns:cx="http://schemas.microsoft.com/office/drawing/2014/chartex" xmlns:cx1="http://schemas.microsoft.com/office/drawing/2015/9/8/chartex" xmlns:cx2="http://schemas.microsoft.com/office/drawing/2015/10/21/chartex" xmlns:cx3="http://schemas.microsoft.com/office/drawing/2016/5/9/chartex" xmlns:cx4="http://schemas.microsoft.com/office/drawing/2016/5/10/chartex" xmlns:cx5="http://schemas.microsoft.com/office/drawing/2016/5/11/chartex" xmlns:cx6="http://schemas.microsoft.com/office/drawing/2016/5/12/chartex" xmlns:cx7="http://schemas.microsoft.com/office/drawing/2016/5/13/chartex" xmlns:cx8="http://schemas.microsoft.com/office/drawing/2016/5/14/chartex" xmlns:mc="http://schemas.openxmlformats.org/markup-compatibility/2006" xmlns:aink="http://schemas.microsoft.com/office/drawing/2016/ink" xmlns:am3d="http://schemas.microsoft.com/office/drawing/2017/model3d" xmlns:o="urn:schemas-microsoft-com:office:office" xmlns:oel="http://schemas.microsoft.com/office/2019/extlst" xmlns:r="http://schemas.openxmlformats.org/officeDocument/2006/relationships" xmlns:m="http://schemas.openxmlformats.org/officeDocument/2006/math" xmlns:v="urn:schemas-microsoft-com:vml" xmlns:wp14="http://schemas.microsoft.com/office/word/2010/wordprocessingDrawing" xmlns:wp="http://schemas.openxmlformats.org/drawingml/2006/wordprocessingDrawing" xmlns:w10="urn:schemas-microsoft-com:office:word" xmlns:w="http://schemas.openxmlformats.org/wordprocessingml/2006/main" xmlns:w14="http://schemas.microsoft.com/office/word/2010/wordml" xmlns:w15="http://schemas.microsoft.com/office/word/2012/wordml" xmlns:w16cex="http://schemas.microsoft.com/office/word/2018/wordml/cex" xmlns:w16cid="http://schemas.microsoft.com/office/word/2016/wordml/cid" xmlns:w16="http://schemas.microsoft.com/office/word/2018/wordml" xmlns:w16sdtdh="http://schemas.microsoft.com/office/word/2020/wordml/sdtdatahash" xmlns:w16se="http://schemas.microsoft.com/office/word/2015/wordml/symex" xmlns:wpg="http://schemas.microsoft.com/office/word/2010/wordprocessingGroup" xmlns:wpi="http://schemas.microsoft.com/office/word/2010/wordprocessingInk" xmlns:wne="http://schemas.microsoft.com/office/word/2006/wordml" xmlns:wps="http://schemas.microsoft.com/office/word/2010/wordprocessingShape" mc:Ignorable="w14 w15 w16se w16cid w16 w16cex w16sdtdh wp14">
   <w:abstractNum w:abstractNumId="0" w15:restartNumberingAfterBreak="0">
     <w:nsid w:val="FFFFFF7C"/>
     <w:multiLevelType w:val="singleLevel"/>
@@ -1782,7 +1862,7 @@
 </file>
 
 <file path=word/styles.xml><?xml version="1.0" encoding="utf-8"?>
-<w:styles xmlns:mc="http://schemas.openxmlformats.org/markup-compatibility/2006" xmlns:r="http://schemas.openxmlformats.org/officeDocument/2006/relationships" xmlns:w="http://schemas.openxmlformats.org/wordprocessingml/2006/main" xmlns:w14="http://schemas.microsoft.com/office/word/2010/wordml" xmlns:w15="http://schemas.microsoft.com/office/word/2012/wordml" xmlns:w16cex="http://schemas.microsoft.com/office/word/2018/wordml/cex" xmlns:w16cid="http://schemas.microsoft.com/office/word/2016/wordml/cid" xmlns:w16="http://schemas.microsoft.com/office/word/2018/wordml" xmlns:w16du="http://schemas.microsoft.com/office/word/2023/wordml/word16du" xmlns:w16sdtdh="http://schemas.microsoft.com/office/word/2020/wordml/sdtdatahash" xmlns:w16sdtfl="http://schemas.microsoft.com/office/word/2024/wordml/sdtformatlock" xmlns:w16se="http://schemas.microsoft.com/office/word/2015/wordml/symex" mc:Ignorable="w14 w15 w16se w16cid w16 w16cex w16sdtdh w16sdtfl w16du">
+<w:styles xmlns:mc="http://schemas.openxmlformats.org/markup-compatibility/2006" xmlns:r="http://schemas.openxmlformats.org/officeDocument/2006/relationships" xmlns:w="http://schemas.openxmlformats.org/wordprocessingml/2006/main" xmlns:w14="http://schemas.microsoft.com/office/word/2010/wordml" xmlns:w15="http://schemas.microsoft.com/office/word/2012/wordml" xmlns:w16cex="http://schemas.microsoft.com/office/word/2018/wordml/cex" xmlns:w16cid="http://schemas.microsoft.com/office/word/2016/wordml/cid" xmlns:w16="http://schemas.microsoft.com/office/word/2018/wordml" xmlns:w16sdtdh="http://schemas.microsoft.com/office/word/2020/wordml/sdtdatahash" xmlns:w16se="http://schemas.microsoft.com/office/word/2015/wordml/symex" mc:Ignorable="w14 w15 w16se w16cid w16 w16cex w16sdtdh">
   <w:docDefaults>
     <w:rPrDefault>
       <w:rPr>
